--- a/src/main/resources/templates/XuatKho/xuat-ket.docx
+++ b/src/main/resources/templates/XuatKho/xuat-ket.docx
@@ -1447,14 +1447,11 @@
     </w:p>
     <w:p>
       <w:pPr>
-        <w:numPr>
-          <w:ilvl w:val="1"/>
-          <w:numId w:val="1"/>
-        </w:numPr>
         <w:tabs>
           <w:tab w:val="left" w:pos="0"/>
         </w:tabs>
         <w:spacing w:before="120"/>
+        <w:ind w:left="567"/>
         <w:jc w:val="both"/>
         <w:rPr>
           <w:rFonts w:cs="Times New Roman"/>
@@ -1466,75 +1463,26 @@
       <w:r>
         <w:rPr>
           <w:rFonts w:cs="Times New Roman"/>
-          <w:color w:val="000000"/>
-          <w:sz w:val="27"/>
-          <w:szCs w:val="27"/>
-        </w:rPr>
-        <w:t>Tỷ lệ TSBĐ hiện tại:</w:t>
-      </w:r>
-      <w:r>
-        <w:rPr>
-          <w:rFonts w:cs="Times New Roman"/>
-          <w:color w:val="000000"/>
-          <w:sz w:val="27"/>
-          <w:szCs w:val="27"/>
-        </w:rPr>
-        <w:t xml:space="preserve"> </w:t>
-      </w:r>
-      <w:r>
-        <w:rPr>
-          <w:rFonts w:cs="Times New Roman"/>
           <w:color w:val="FF0000"/>
-          <w:sz w:val="27"/>
-          <w:szCs w:val="27"/>
-        </w:rPr>
-        <w:t>{{}}</w:t>
-      </w:r>
-    </w:p>
-    <w:p>
-      <w:pPr>
-        <w:numPr>
-          <w:ilvl w:val="1"/>
-          <w:numId w:val="1"/>
-        </w:numPr>
-        <w:tabs>
-          <w:tab w:val="left" w:pos="0"/>
-        </w:tabs>
-        <w:spacing w:before="120"/>
-        <w:jc w:val="both"/>
-        <w:rPr>
-          <w:rFonts w:cs="Times New Roman"/>
-          <w:color w:val="000000"/>
-          <w:sz w:val="27"/>
-          <w:szCs w:val="27"/>
-        </w:rPr>
-      </w:pPr>
-      <w:r>
-        <w:rPr>
-          <w:rFonts w:cs="Times New Roman"/>
-          <w:color w:val="000000"/>
-          <w:sz w:val="27"/>
-          <w:szCs w:val="27"/>
-        </w:rPr>
-        <w:t>Tỷ lệ TSBĐ sau khi giải chấp là:</w:t>
-      </w:r>
-      <w:r>
-        <w:rPr>
-          <w:rFonts w:cs="Times New Roman"/>
-          <w:color w:val="000000"/>
-          <w:sz w:val="27"/>
-          <w:szCs w:val="27"/>
-        </w:rPr>
-        <w:t xml:space="preserve"> </w:t>
-      </w:r>
-      <w:r>
-        <w:rPr>
-          <w:rFonts w:cs="Times New Roman"/>
-          <w:color w:val="000000"/>
-          <w:sz w:val="27"/>
-          <w:szCs w:val="27"/>
-        </w:rPr>
-        <w:t>{{}}</w:t>
+          <w:sz w:val="24"/>
+        </w:rPr>
+        <w:t>{{</w:t>
+      </w:r>
+      <w:r>
+        <w:rPr>
+          <w:rFonts w:cs="Times New Roman"/>
+          <w:color w:val="FF0000"/>
+          <w:sz w:val="24"/>
+        </w:rPr>
+        <w:t>LOAN_DETAIL_BLOCK</w:t>
+      </w:r>
+      <w:r>
+        <w:rPr>
+          <w:rFonts w:cs="Times New Roman"/>
+          <w:color w:val="FF0000"/>
+          <w:sz w:val="24"/>
+        </w:rPr>
+        <w:t>}}</w:t>
       </w:r>
     </w:p>
     <w:p>
@@ -1733,7 +1681,6 @@
                 <w:sz w:val="27"/>
                 <w:szCs w:val="27"/>
               </w:rPr>
-              <w:lastRenderedPageBreak/>
               <w:t>CÁN BỘ QLKH</w:t>
             </w:r>
           </w:p>
@@ -1822,6 +1769,7 @@
                 <w:sz w:val="27"/>
                 <w:szCs w:val="27"/>
               </w:rPr>
+              <w:lastRenderedPageBreak/>
               <w:t>LÃNH ĐẠO PHÒNG QLKH</w:t>
             </w:r>
           </w:p>
@@ -2624,6 +2572,7 @@
   <w:style w:type="character" w:default="1" w:styleId="DefaultParagraphFont">
     <w:name w:val="Default Paragraph Font"/>
     <w:uiPriority w:val="1"/>
+    <w:semiHidden/>
     <w:unhideWhenUsed/>
   </w:style>
   <w:style w:type="table" w:default="1" w:styleId="TableNormal">
